--- a/SE(SQL)-Assements-2/Section-B/Task-4.docx
+++ b/SE(SQL)-Assements-2/Section-B/Task-4.docx
@@ -31,31 +31,7 @@
         </w:numPr>
       </w:pPr>
       <w:r>
-        <w:t xml:space="preserve">Create a stored procedure named </w:t>
-      </w:r>
-      <w:proofErr w:type="spellStart"/>
-      <w:r>
-        <w:t>place_order</w:t>
-      </w:r>
-      <w:proofErr w:type="spellEnd"/>
-      <w:r>
-        <w:t xml:space="preserve"> that accepts </w:t>
-      </w:r>
-      <w:proofErr w:type="spellStart"/>
-      <w:r>
-        <w:t>customer_id</w:t>
-      </w:r>
-      <w:proofErr w:type="spellEnd"/>
-      <w:r>
-        <w:t xml:space="preserve">, </w:t>
-      </w:r>
-      <w:proofErr w:type="spellStart"/>
-      <w:r>
-        <w:t>restaurant_id</w:t>
-      </w:r>
-      <w:proofErr w:type="spellEnd"/>
-      <w:r>
-        <w:t xml:space="preserve">, and amount as parameters. </w:t>
+        <w:t xml:space="preserve">Create a stored procedure named place_order that accepts customer_id, restaurant_id, and amount as parameters. </w:t>
       </w:r>
     </w:p>
     <w:p>
@@ -67,23 +43,7 @@
         </w:numPr>
       </w:pPr>
       <w:r>
-        <w:t xml:space="preserve">Deduct the amount from the customer's </w:t>
-      </w:r>
-      <w:proofErr w:type="spellStart"/>
-      <w:r>
-        <w:t>wallet_balance</w:t>
-      </w:r>
-      <w:proofErr w:type="spellEnd"/>
-      <w:r>
-        <w:t xml:space="preserve"> in a </w:t>
-      </w:r>
-      <w:proofErr w:type="spellStart"/>
-      <w:r>
-        <w:t>customers</w:t>
-      </w:r>
-      <w:proofErr w:type="spellEnd"/>
-      <w:r>
-        <w:t xml:space="preserve"> table and insert a new record into the orders table. </w:t>
+        <w:t xml:space="preserve">Deduct the amount from the customer's wallet_balance in a customers table and insert a new record into the orders table. </w:t>
       </w:r>
     </w:p>
     <w:p>
@@ -95,15 +55,7 @@
         </w:numPr>
       </w:pPr>
       <w:r>
-        <w:t xml:space="preserve">Use a transaction block: if the customer's </w:t>
-      </w:r>
-      <w:proofErr w:type="spellStart"/>
-      <w:r>
-        <w:t>wallet_balance</w:t>
-      </w:r>
-      <w:proofErr w:type="spellEnd"/>
-      <w:r>
-        <w:t xml:space="preserve"> is insufficient, ROLLBACK everything; otherwise COMMIT. </w:t>
+        <w:t xml:space="preserve">Use a transaction block: if the customer's wallet_balance is insufficient, ROLLBACK everything; otherwise COMMIT. </w:t>
       </w:r>
     </w:p>
     <w:p>
@@ -134,589 +86,481 @@
       </w:r>
     </w:p>
     <w:p>
-      <w:r>
-        <w:t xml:space="preserve">CREATE DATABASE </w:t>
-      </w:r>
-      <w:proofErr w:type="spellStart"/>
-      <w:r>
-        <w:t>foodapp_db</w:t>
-      </w:r>
-      <w:proofErr w:type="spellEnd"/>
-      <w:r>
-        <w:t>;</w:t>
-      </w:r>
-    </w:p>
-    <w:p>
-      <w:r>
-        <w:t xml:space="preserve">USE </w:t>
-      </w:r>
-      <w:proofErr w:type="spellStart"/>
-      <w:r>
-        <w:t>foodapp_db</w:t>
-      </w:r>
-      <w:proofErr w:type="spellEnd"/>
-      <w:r>
-        <w:t>;</w:t>
+      <w:pPr>
+        <w:ind w:left="720"/>
+      </w:pPr>
+      <w:r>
+        <w:t>CREATE DATABASE foodapp_db;</w:t>
+      </w:r>
+    </w:p>
+    <w:p>
+      <w:pPr>
+        <w:ind w:left="720"/>
+      </w:pPr>
+      <w:r>
+        <w:t>USE foodapp_db;</w:t>
+      </w:r>
+    </w:p>
+    <w:p>
+      <w:pPr>
+        <w:ind w:left="720"/>
+      </w:pPr>
+      <w:r>
+        <w:t>CREATE TABLE customers (</w:t>
+      </w:r>
+    </w:p>
+    <w:p>
+      <w:pPr>
+        <w:ind w:left="720"/>
+      </w:pPr>
+      <w:r>
+        <w:t xml:space="preserve">    customer_id INT PRIMARY KEY AUTO_INCREMENT,</w:t>
+      </w:r>
+    </w:p>
+    <w:p>
+      <w:pPr>
+        <w:ind w:left="720"/>
+      </w:pPr>
+      <w:r>
+        <w:t xml:space="preserve">    customer_name VARCHAR(100),</w:t>
+      </w:r>
+    </w:p>
+    <w:p>
+      <w:pPr>
+        <w:ind w:left="720"/>
+      </w:pPr>
+      <w:r>
+        <w:t xml:space="preserve">    wallet_balance DECIMAL(10,2) NOT NULL</w:t>
+      </w:r>
+    </w:p>
+    <w:p>
+      <w:pPr>
+        <w:ind w:left="720"/>
+      </w:pPr>
+      <w:r>
+        <w:t>);</w:t>
+      </w:r>
+    </w:p>
+    <w:p>
+      <w:pPr>
+        <w:ind w:left="720"/>
+      </w:pPr>
+    </w:p>
+    <w:p>
+      <w:pPr>
+        <w:ind w:left="720"/>
+      </w:pPr>
+      <w:r>
+        <w:t>INSERT INTO customers (customer_name, wallet_balance)</w:t>
+      </w:r>
+    </w:p>
+    <w:p>
+      <w:pPr>
+        <w:ind w:left="720"/>
+      </w:pPr>
+      <w:r>
+        <w:t>VALUES</w:t>
+      </w:r>
+    </w:p>
+    <w:p>
+      <w:pPr>
+        <w:ind w:left="720"/>
+      </w:pPr>
+      <w:r>
+        <w:t>('Abhishek', 5000.00),</w:t>
+      </w:r>
+    </w:p>
+    <w:p>
+      <w:pPr>
+        <w:ind w:left="720"/>
+      </w:pPr>
+      <w:r>
+        <w:t>('Rahul', 2000.00);</w:t>
       </w:r>
     </w:p>
     <w:p/>
     <w:p>
-      <w:r>
-        <w:t>-- Customers table</w:t>
-      </w:r>
-    </w:p>
-    <w:p>
-      <w:r>
-        <w:t>CREATE TABLE customers (</w:t>
-      </w:r>
-    </w:p>
-    <w:p>
-      <w:r>
-        <w:t xml:space="preserve">    </w:t>
-      </w:r>
-      <w:proofErr w:type="spellStart"/>
-      <w:r>
-        <w:t>customer_id</w:t>
-      </w:r>
-      <w:proofErr w:type="spellEnd"/>
-      <w:r>
-        <w:t xml:space="preserve"> INT PRIMARY KEY AUTO_INCREMENT,</w:t>
-      </w:r>
-    </w:p>
-    <w:p>
-      <w:r>
-        <w:t xml:space="preserve">    </w:t>
-      </w:r>
-      <w:proofErr w:type="spellStart"/>
-      <w:r>
-        <w:t>customer_name</w:t>
-      </w:r>
-      <w:proofErr w:type="spellEnd"/>
-      <w:r>
-        <w:t xml:space="preserve"> </w:t>
-      </w:r>
-      <w:proofErr w:type="gramStart"/>
-      <w:r>
-        <w:t>VARCHAR(</w:t>
-      </w:r>
-      <w:proofErr w:type="gramEnd"/>
-      <w:r>
-        <w:t>100),</w:t>
-      </w:r>
-    </w:p>
-    <w:p>
-      <w:r>
-        <w:t xml:space="preserve">    </w:t>
-      </w:r>
-      <w:proofErr w:type="spellStart"/>
-      <w:r>
-        <w:t>wallet_balance</w:t>
-      </w:r>
-      <w:proofErr w:type="spellEnd"/>
-      <w:r>
-        <w:t xml:space="preserve"> </w:t>
-      </w:r>
-      <w:proofErr w:type="gramStart"/>
-      <w:r>
-        <w:t>DECIMAL(</w:t>
-      </w:r>
-      <w:proofErr w:type="gramEnd"/>
-      <w:r>
-        <w:t>10,2) NOT NULL</w:t>
-      </w:r>
-    </w:p>
-    <w:p>
+      <w:pPr>
+        <w:ind w:left="720"/>
+      </w:pPr>
+      <w:r>
+        <w:t>CREATE TABLE orders (</w:t>
+      </w:r>
+    </w:p>
+    <w:p>
+      <w:pPr>
+        <w:ind w:left="720"/>
+      </w:pPr>
+      <w:r>
+        <w:t xml:space="preserve">    order_id INT PRIMARY KEY AUTO_INCREMENT,</w:t>
+      </w:r>
+    </w:p>
+    <w:p>
+      <w:pPr>
+        <w:ind w:left="720"/>
+      </w:pPr>
+      <w:r>
+        <w:t xml:space="preserve">    customer_id INT,</w:t>
+      </w:r>
+    </w:p>
+    <w:p>
+      <w:pPr>
+        <w:ind w:left="720"/>
+      </w:pPr>
+      <w:r>
+        <w:t xml:space="preserve">    restaurant_id INT,</w:t>
+      </w:r>
+    </w:p>
+    <w:p>
+      <w:pPr>
+        <w:ind w:left="720"/>
+      </w:pPr>
+      <w:r>
+        <w:t xml:space="preserve">    amount DECIMAL(10,2),</w:t>
+      </w:r>
+    </w:p>
+    <w:p>
+      <w:pPr>
+        <w:ind w:left="720"/>
+      </w:pPr>
+      <w:r>
+        <w:lastRenderedPageBreak/>
+        <w:t xml:space="preserve">    order_date DATETIME DEFAULT CURRENT_TIMESTAMP,</w:t>
+      </w:r>
+    </w:p>
+    <w:p>
+      <w:pPr>
+        <w:ind w:left="720"/>
+      </w:pPr>
+      <w:r>
+        <w:t xml:space="preserve">    FOREIGN KEY (customer_id) REFERENCES customers(customer_id)</w:t>
+      </w:r>
+    </w:p>
+    <w:p>
+      <w:pPr>
+        <w:ind w:left="720"/>
+      </w:pPr>
       <w:r>
         <w:t>);</w:t>
       </w:r>
     </w:p>
     <w:p/>
     <w:p>
-      <w:r>
-        <w:t>-- Orders table</w:t>
-      </w:r>
-    </w:p>
-    <w:p>
-      <w:r>
-        <w:t>CREATE TABLE orders (</w:t>
-      </w:r>
-    </w:p>
-    <w:p>
-      <w:r>
-        <w:t xml:space="preserve">    </w:t>
-      </w:r>
-      <w:proofErr w:type="spellStart"/>
-      <w:r>
-        <w:t>order_id</w:t>
-      </w:r>
-      <w:proofErr w:type="spellEnd"/>
-      <w:r>
-        <w:t xml:space="preserve"> INT PRIMARY KEY AUTO_INCREMENT,</w:t>
-      </w:r>
-    </w:p>
-    <w:p>
-      <w:r>
-        <w:t xml:space="preserve">    </w:t>
-      </w:r>
-      <w:proofErr w:type="spellStart"/>
-      <w:r>
-        <w:t>customer_id</w:t>
-      </w:r>
-      <w:proofErr w:type="spellEnd"/>
-      <w:r>
-        <w:t xml:space="preserve"> INT,</w:t>
-      </w:r>
-    </w:p>
-    <w:p>
-      <w:r>
-        <w:t xml:space="preserve">    </w:t>
-      </w:r>
-      <w:proofErr w:type="spellStart"/>
-      <w:r>
-        <w:t>restaurant_id</w:t>
-      </w:r>
-      <w:proofErr w:type="spellEnd"/>
-      <w:r>
-        <w:t xml:space="preserve"> INT,</w:t>
-      </w:r>
-    </w:p>
-    <w:p>
-      <w:r>
-        <w:t xml:space="preserve">    amount </w:t>
-      </w:r>
-      <w:proofErr w:type="gramStart"/>
-      <w:r>
-        <w:t>DECIMAL(</w:t>
-      </w:r>
-      <w:proofErr w:type="gramEnd"/>
-      <w:r>
-        <w:t>10,2),</w:t>
-      </w:r>
-    </w:p>
-    <w:p>
-      <w:r>
-        <w:t xml:space="preserve">    </w:t>
-      </w:r>
-      <w:proofErr w:type="spellStart"/>
-      <w:r>
-        <w:t>order_date</w:t>
-      </w:r>
-      <w:proofErr w:type="spellEnd"/>
-      <w:r>
-        <w:t xml:space="preserve"> DATETIME DEFAULT CURRENT_TIMESTAMP,</w:t>
-      </w:r>
-    </w:p>
-    <w:p>
-      <w:r>
-        <w:t xml:space="preserve">    FOREIGN KEY (</w:t>
-      </w:r>
-      <w:proofErr w:type="spellStart"/>
-      <w:r>
-        <w:t>customer_id</w:t>
-      </w:r>
-      <w:proofErr w:type="spellEnd"/>
-      <w:r>
-        <w:t>) REFERENCES customers(</w:t>
-      </w:r>
-      <w:proofErr w:type="spellStart"/>
-      <w:r>
-        <w:t>customer_id</w:t>
-      </w:r>
-      <w:proofErr w:type="spellEnd"/>
+      <w:pPr>
+        <w:ind w:left="720"/>
+      </w:pPr>
+      <w:r>
+        <w:t>USE foodapp_db;</w:t>
+      </w:r>
+    </w:p>
+    <w:p>
+      <w:pPr>
+        <w:ind w:left="720"/>
+      </w:pPr>
+    </w:p>
+    <w:p>
+      <w:pPr>
+        <w:ind w:left="720"/>
+      </w:pPr>
+      <w:r>
+        <w:t>DROP PROCEDURE IF EXISTS place_order;</w:t>
+      </w:r>
+    </w:p>
+    <w:p>
+      <w:pPr>
+        <w:ind w:left="720"/>
+      </w:pPr>
+    </w:p>
+    <w:p>
+      <w:pPr>
+        <w:ind w:left="720"/>
+      </w:pPr>
+      <w:r>
+        <w:t>DELIMITER //</w:t>
+      </w:r>
+    </w:p>
+    <w:p>
+      <w:pPr>
+        <w:ind w:left="720"/>
+      </w:pPr>
+    </w:p>
+    <w:p>
+      <w:pPr>
+        <w:ind w:left="720"/>
+      </w:pPr>
+      <w:r>
+        <w:t>CREATE PROCEDURE place_order(</w:t>
+      </w:r>
+    </w:p>
+    <w:p>
+      <w:pPr>
+        <w:ind w:left="720"/>
+      </w:pPr>
+      <w:r>
+        <w:t xml:space="preserve">    IN p_customer_id INT,</w:t>
+      </w:r>
+    </w:p>
+    <w:p>
+      <w:pPr>
+        <w:ind w:left="720"/>
+      </w:pPr>
+      <w:r>
+        <w:t xml:space="preserve">    IN p_restaurant_id INT,</w:t>
+      </w:r>
+    </w:p>
+    <w:p>
+      <w:pPr>
+        <w:ind w:left="720"/>
+      </w:pPr>
+      <w:r>
+        <w:t xml:space="preserve">    IN p_amount DECIMAL(10,2)</w:t>
+      </w:r>
+    </w:p>
+    <w:p>
+      <w:pPr>
+        <w:ind w:left="720"/>
+      </w:pPr>
       <w:r>
         <w:t>)</w:t>
       </w:r>
     </w:p>
     <w:p>
+      <w:pPr>
+        <w:ind w:left="720"/>
+      </w:pPr>
+      <w:r>
+        <w:t>BEGIN</w:t>
+      </w:r>
+    </w:p>
+    <w:p>
+      <w:pPr>
+        <w:ind w:left="720"/>
+      </w:pPr>
+      <w:r>
+        <w:t xml:space="preserve">    DECLARE v_balance DECIMAL(10,2);</w:t>
+      </w:r>
+    </w:p>
+    <w:p>
+      <w:pPr>
+        <w:ind w:left="720"/>
+      </w:pPr>
+    </w:p>
+    <w:p>
+      <w:pPr>
+        <w:ind w:left="720"/>
+      </w:pPr>
+      <w:r>
+        <w:t xml:space="preserve">    START TRANSACTION;</w:t>
+      </w:r>
+    </w:p>
+    <w:p>
+      <w:pPr>
+        <w:ind w:left="720"/>
+      </w:pPr>
+    </w:p>
+    <w:p>
+      <w:pPr>
+        <w:ind w:left="720"/>
+      </w:pPr>
+      <w:r>
+        <w:t xml:space="preserve">    SELECT wallet_balance</w:t>
+      </w:r>
+    </w:p>
+    <w:p>
+      <w:pPr>
+        <w:ind w:left="720"/>
+      </w:pPr>
+      <w:r>
+        <w:t xml:space="preserve">    INTO v_balance</w:t>
+      </w:r>
+    </w:p>
+    <w:p>
+      <w:pPr>
+        <w:ind w:left="720"/>
+      </w:pPr>
+      <w:r>
+        <w:t xml:space="preserve">    FROM customers</w:t>
+      </w:r>
+    </w:p>
+    <w:p>
+      <w:pPr>
+        <w:ind w:left="720"/>
+      </w:pPr>
+      <w:r>
+        <w:t xml:space="preserve">    WHERE customer_id = p_customer_id</w:t>
+      </w:r>
+    </w:p>
+    <w:p>
+      <w:pPr>
+        <w:ind w:left="720"/>
+      </w:pPr>
+      <w:r>
+        <w:t xml:space="preserve">    FOR UPDATE;</w:t>
+      </w:r>
+    </w:p>
+    <w:p>
+      <w:pPr>
+        <w:ind w:left="720"/>
+      </w:pPr>
+    </w:p>
+    <w:p>
+      <w:pPr>
+        <w:ind w:left="720"/>
+      </w:pPr>
+      <w:r>
+        <w:t xml:space="preserve">    IF v_balance IS NOT NULL AND v_balance &gt;= p_amount THEN</w:t>
+      </w:r>
+    </w:p>
+    <w:p>
+      <w:pPr>
+        <w:ind w:left="720"/>
+      </w:pPr>
+    </w:p>
+    <w:p>
+      <w:pPr>
+        <w:ind w:left="720"/>
+      </w:pPr>
       <w:r>
         <w:lastRenderedPageBreak/>
-        <w:t>);</w:t>
-      </w:r>
-    </w:p>
-    <w:p/>
-    <w:p>
-      <w:r>
-        <w:t>-- Sample customers</w:t>
-      </w:r>
-    </w:p>
-    <w:p>
-      <w:r>
-        <w:t>INSERT INTO customers (</w:t>
-      </w:r>
-      <w:proofErr w:type="spellStart"/>
-      <w:r>
-        <w:t>customer_name</w:t>
-      </w:r>
-      <w:proofErr w:type="spellEnd"/>
-      <w:r>
-        <w:t xml:space="preserve">, </w:t>
-      </w:r>
-      <w:proofErr w:type="spellStart"/>
-      <w:r>
-        <w:t>wallet_balance</w:t>
-      </w:r>
-      <w:proofErr w:type="spellEnd"/>
-      <w:r>
-        <w:t>)</w:t>
-      </w:r>
-    </w:p>
-    <w:p>
-      <w:r>
-        <w:t>VALUES</w:t>
-      </w:r>
-    </w:p>
-    <w:p>
-      <w:r>
-        <w:t>('Abhishek', 5000.00),</w:t>
-      </w:r>
-    </w:p>
-    <w:p>
-      <w:r>
-        <w:t>('Rahul', 2000.00);</w:t>
-      </w:r>
-    </w:p>
-    <w:p/>
-    <w:p>
-      <w:r>
-        <w:t>-- Stored Procedure</w:t>
-      </w:r>
-    </w:p>
-    <w:p>
-      <w:r>
-        <w:t>DELIMITER //</w:t>
-      </w:r>
-    </w:p>
-    <w:p/>
-    <w:p>
-      <w:r>
-        <w:t xml:space="preserve">CREATE PROCEDURE </w:t>
-      </w:r>
-      <w:proofErr w:type="spellStart"/>
-      <w:r>
-        <w:t>place_</w:t>
-      </w:r>
-      <w:proofErr w:type="gramStart"/>
-      <w:r>
-        <w:t>order</w:t>
-      </w:r>
-      <w:proofErr w:type="spellEnd"/>
-      <w:r>
-        <w:t>(</w:t>
-      </w:r>
-      <w:proofErr w:type="gramEnd"/>
-    </w:p>
-    <w:p>
-      <w:r>
-        <w:t xml:space="preserve">    IN </w:t>
-      </w:r>
-      <w:proofErr w:type="spellStart"/>
-      <w:r>
-        <w:t>p_customer_id</w:t>
-      </w:r>
-      <w:proofErr w:type="spellEnd"/>
-      <w:r>
-        <w:t xml:space="preserve"> INT,</w:t>
-      </w:r>
-    </w:p>
-    <w:p>
-      <w:r>
-        <w:t xml:space="preserve">    IN </w:t>
-      </w:r>
-      <w:proofErr w:type="spellStart"/>
-      <w:r>
-        <w:t>p_restaurant_id</w:t>
-      </w:r>
-      <w:proofErr w:type="spellEnd"/>
-      <w:r>
-        <w:t xml:space="preserve"> INT,</w:t>
-      </w:r>
-    </w:p>
-    <w:p>
-      <w:r>
-        <w:t xml:space="preserve">    IN </w:t>
-      </w:r>
-      <w:proofErr w:type="spellStart"/>
-      <w:r>
-        <w:t>p_amount</w:t>
-      </w:r>
-      <w:proofErr w:type="spellEnd"/>
-      <w:r>
-        <w:t xml:space="preserve"> </w:t>
-      </w:r>
-      <w:proofErr w:type="gramStart"/>
-      <w:r>
-        <w:t>DECIMAL(</w:t>
-      </w:r>
-      <w:proofErr w:type="gramEnd"/>
-      <w:r>
-        <w:t>10,2)</w:t>
-      </w:r>
-    </w:p>
-    <w:p>
-      <w:r>
-        <w:t>)</w:t>
-      </w:r>
-    </w:p>
-    <w:p>
-      <w:r>
-        <w:t>BEGIN</w:t>
-      </w:r>
-    </w:p>
-    <w:p>
-      <w:r>
-        <w:t xml:space="preserve">    DECLARE </w:t>
-      </w:r>
-      <w:proofErr w:type="spellStart"/>
-      <w:r>
-        <w:t>v_balance</w:t>
-      </w:r>
-      <w:proofErr w:type="spellEnd"/>
-      <w:r>
-        <w:t xml:space="preserve"> </w:t>
-      </w:r>
-      <w:proofErr w:type="gramStart"/>
-      <w:r>
-        <w:t>DECIMAL(</w:t>
-      </w:r>
-      <w:proofErr w:type="gramEnd"/>
-      <w:r>
-        <w:t>10,2);</w:t>
-      </w:r>
-    </w:p>
-    <w:p/>
-    <w:p>
-      <w:r>
-        <w:t xml:space="preserve">    START TRANSACTION;</w:t>
-      </w:r>
-    </w:p>
-    <w:p/>
-    <w:p>
-      <w:r>
-        <w:t xml:space="preserve">    SELECT </w:t>
-      </w:r>
-      <w:proofErr w:type="spellStart"/>
-      <w:r>
-        <w:t>wallet_balance</w:t>
-      </w:r>
-      <w:proofErr w:type="spellEnd"/>
-    </w:p>
-    <w:p>
-      <w:r>
-        <w:t xml:space="preserve">    INTO </w:t>
-      </w:r>
-      <w:proofErr w:type="spellStart"/>
-      <w:r>
-        <w:t>v_balance</w:t>
-      </w:r>
-      <w:proofErr w:type="spellEnd"/>
-    </w:p>
-    <w:p>
-      <w:r>
-        <w:t xml:space="preserve">    FROM customers</w:t>
-      </w:r>
-    </w:p>
-    <w:p>
-      <w:r>
-        <w:t xml:space="preserve">    WHERE </w:t>
-      </w:r>
-      <w:proofErr w:type="spellStart"/>
-      <w:r>
-        <w:t>customer_id</w:t>
-      </w:r>
-      <w:proofErr w:type="spellEnd"/>
-      <w:r>
-        <w:t xml:space="preserve"> = </w:t>
-      </w:r>
-      <w:proofErr w:type="spellStart"/>
-      <w:r>
-        <w:t>p_customer_id</w:t>
-      </w:r>
-      <w:proofErr w:type="spellEnd"/>
-    </w:p>
-    <w:p>
-      <w:r>
-        <w:t xml:space="preserve">    FOR UPDATE;</w:t>
-      </w:r>
-    </w:p>
-    <w:p/>
-    <w:p>
-      <w:r>
-        <w:t xml:space="preserve">    IF </w:t>
-      </w:r>
-      <w:proofErr w:type="spellStart"/>
-      <w:r>
-        <w:t>v_balance</w:t>
-      </w:r>
-      <w:proofErr w:type="spellEnd"/>
-      <w:r>
-        <w:t xml:space="preserve"> &gt;= </w:t>
-      </w:r>
-      <w:proofErr w:type="spellStart"/>
-      <w:r>
-        <w:t>p_amount</w:t>
-      </w:r>
-      <w:proofErr w:type="spellEnd"/>
-      <w:r>
-        <w:t xml:space="preserve"> THEN</w:t>
-      </w:r>
-    </w:p>
-    <w:p/>
-    <w:p>
-      <w:r>
         <w:t xml:space="preserve">        UPDATE customers</w:t>
       </w:r>
     </w:p>
     <w:p>
-      <w:r>
-        <w:t xml:space="preserve">        SET </w:t>
-      </w:r>
-      <w:proofErr w:type="spellStart"/>
-      <w:r>
-        <w:t>wallet_balance</w:t>
-      </w:r>
-      <w:proofErr w:type="spellEnd"/>
-      <w:r>
-        <w:t xml:space="preserve"> = </w:t>
-      </w:r>
-      <w:proofErr w:type="spellStart"/>
-      <w:r>
-        <w:t>wallet_balance</w:t>
-      </w:r>
-      <w:proofErr w:type="spellEnd"/>
-      <w:r>
-        <w:t xml:space="preserve"> - </w:t>
-      </w:r>
-      <w:proofErr w:type="spellStart"/>
-      <w:r>
-        <w:t>p_amount</w:t>
-      </w:r>
-      <w:proofErr w:type="spellEnd"/>
-    </w:p>
-    <w:p>
-      <w:r>
-        <w:t xml:space="preserve">        WHERE </w:t>
-      </w:r>
-      <w:proofErr w:type="spellStart"/>
-      <w:r>
-        <w:t>customer_id</w:t>
-      </w:r>
-      <w:proofErr w:type="spellEnd"/>
-      <w:r>
-        <w:t xml:space="preserve"> = </w:t>
-      </w:r>
-      <w:proofErr w:type="spellStart"/>
-      <w:r>
-        <w:t>p_customer_id</w:t>
-      </w:r>
-      <w:proofErr w:type="spellEnd"/>
-      <w:r>
-        <w:t>;</w:t>
-      </w:r>
-    </w:p>
-    <w:p/>
-    <w:p>
-      <w:r>
-        <w:t xml:space="preserve">        INSERT INTO orders</w:t>
-      </w:r>
-    </w:p>
-    <w:p>
-      <w:r>
-        <w:t xml:space="preserve">        (</w:t>
-      </w:r>
-      <w:proofErr w:type="spellStart"/>
-      <w:r>
-        <w:t>customer_id</w:t>
-      </w:r>
-      <w:proofErr w:type="spellEnd"/>
-      <w:r>
-        <w:t xml:space="preserve">, </w:t>
-      </w:r>
-      <w:proofErr w:type="spellStart"/>
-      <w:r>
-        <w:t>restaurant_id</w:t>
-      </w:r>
-      <w:proofErr w:type="spellEnd"/>
-      <w:r>
-        <w:t>, amount)</w:t>
-      </w:r>
-    </w:p>
-    <w:p>
-      <w:r>
-        <w:t xml:space="preserve">        VALUES</w:t>
-      </w:r>
-    </w:p>
-    <w:p>
-      <w:r>
-        <w:t xml:space="preserve">        (</w:t>
-      </w:r>
-      <w:proofErr w:type="spellStart"/>
-      <w:r>
-        <w:t>p_customer_id</w:t>
-      </w:r>
-      <w:proofErr w:type="spellEnd"/>
-      <w:r>
-        <w:t xml:space="preserve">, </w:t>
-      </w:r>
-      <w:proofErr w:type="spellStart"/>
-      <w:r>
-        <w:t>p_restaurant_id</w:t>
-      </w:r>
-      <w:proofErr w:type="spellEnd"/>
-      <w:r>
-        <w:t xml:space="preserve">, </w:t>
-      </w:r>
-      <w:proofErr w:type="spellStart"/>
-      <w:r>
-        <w:t>p_amount</w:t>
-      </w:r>
-      <w:proofErr w:type="spellEnd"/>
-      <w:r>
-        <w:t>);</w:t>
-      </w:r>
-    </w:p>
-    <w:p>
+      <w:pPr>
+        <w:ind w:left="720"/>
+      </w:pPr>
+      <w:r>
+        <w:t xml:space="preserve">        SET wallet_balance = wallet_balance - p_amount</w:t>
+      </w:r>
+    </w:p>
+    <w:p>
+      <w:pPr>
+        <w:ind w:left="720"/>
+      </w:pPr>
+      <w:r>
+        <w:t xml:space="preserve">        WHERE customer_id = p_customer_id;</w:t>
+      </w:r>
+    </w:p>
+    <w:p>
+      <w:pPr>
+        <w:ind w:left="720"/>
+      </w:pPr>
+    </w:p>
+    <w:p>
+      <w:pPr>
+        <w:ind w:left="720"/>
+      </w:pPr>
+      <w:r>
+        <w:t xml:space="preserve">        INSERT INTO orders (customer_id, restaurant_id, amount)</w:t>
+      </w:r>
+    </w:p>
+    <w:p>
+      <w:pPr>
+        <w:ind w:left="720"/>
+      </w:pPr>
+      <w:r>
+        <w:t xml:space="preserve">        VALUES (p_customer_id, p_restaurant_id, p_amount);</w:t>
+      </w:r>
+    </w:p>
+    <w:p>
+      <w:pPr>
+        <w:ind w:left="720"/>
+      </w:pPr>
+    </w:p>
+    <w:p>
+      <w:pPr>
+        <w:ind w:left="720"/>
+      </w:pPr>
       <w:r>
         <w:t xml:space="preserve">        COMMIT;</w:t>
       </w:r>
     </w:p>
     <w:p>
+      <w:pPr>
+        <w:ind w:left="720"/>
+      </w:pPr>
+    </w:p>
+    <w:p>
+      <w:pPr>
+        <w:ind w:left="720"/>
+      </w:pPr>
       <w:r>
         <w:t xml:space="preserve">        SELECT 'Order placed successfully' AS message;</w:t>
       </w:r>
     </w:p>
     <w:p>
+      <w:pPr>
+        <w:ind w:left="720"/>
+      </w:pPr>
+    </w:p>
+    <w:p>
+      <w:pPr>
+        <w:ind w:left="720"/>
+      </w:pPr>
       <w:r>
         <w:t xml:space="preserve">    ELSE</w:t>
       </w:r>
     </w:p>
     <w:p>
+      <w:pPr>
+        <w:ind w:left="720"/>
+      </w:pPr>
+    </w:p>
+    <w:p>
+      <w:pPr>
+        <w:ind w:left="720"/>
+      </w:pPr>
       <w:r>
         <w:t xml:space="preserve">        ROLLBACK;</w:t>
       </w:r>
     </w:p>
     <w:p>
-      <w:r>
-        <w:t xml:space="preserve">        SELECT 'Insufficient wallet balance - Order cancelled' AS message;</w:t>
-      </w:r>
-    </w:p>
-    <w:p>
+      <w:pPr>
+        <w:ind w:left="720"/>
+      </w:pPr>
+    </w:p>
+    <w:p>
+      <w:pPr>
+        <w:ind w:left="720"/>
+      </w:pPr>
+      <w:r>
+        <w:t xml:space="preserve">        SELECT 'Insufficient wallet balance or customer not found' AS message;</w:t>
+      </w:r>
+    </w:p>
+    <w:p>
+      <w:pPr>
+        <w:ind w:left="720"/>
+      </w:pPr>
+    </w:p>
+    <w:p>
+      <w:pPr>
+        <w:ind w:left="720"/>
+      </w:pPr>
       <w:r>
         <w:t xml:space="preserve">    END IF;</w:t>
       </w:r>
     </w:p>
     <w:p>
+      <w:pPr>
+        <w:ind w:left="720"/>
+      </w:pPr>
       <w:r>
         <w:t>END //</w:t>
       </w:r>
     </w:p>
     <w:p>
-      <w:proofErr w:type="gramStart"/>
+      <w:pPr>
+        <w:ind w:left="720"/>
+      </w:pPr>
+    </w:p>
+    <w:p>
+      <w:pPr>
+        <w:ind w:left="720"/>
+      </w:pPr>
       <w:r>
         <w:t>DELIMITER ;</w:t>
       </w:r>
-      <w:proofErr w:type="gramEnd"/>
-    </w:p>
-    <w:p/>
+    </w:p>
     <w:p>
       <w:pPr>
         <w:rPr>
@@ -742,23 +586,7 @@
         <w:ind w:firstLine="720"/>
       </w:pPr>
       <w:r>
-        <w:t xml:space="preserve">CALL </w:t>
-      </w:r>
-      <w:proofErr w:type="spellStart"/>
-      <w:r>
-        <w:t>place_</w:t>
-      </w:r>
-      <w:proofErr w:type="gramStart"/>
-      <w:r>
-        <w:t>order</w:t>
-      </w:r>
-      <w:proofErr w:type="spellEnd"/>
-      <w:r>
-        <w:t>(</w:t>
-      </w:r>
-      <w:proofErr w:type="gramEnd"/>
-      <w:r>
-        <w:t>1, 101, 1500.00);</w:t>
+        <w:t>CALL place_order(1, 101, 1500.00);</w:t>
       </w:r>
     </w:p>
     <w:p>
@@ -774,15 +602,49 @@
         <w:ind w:firstLine="720"/>
       </w:pPr>
       <w:r>
-        <w:t xml:space="preserve">WHERE </w:t>
-      </w:r>
-      <w:proofErr w:type="spellStart"/>
-      <w:r>
-        <w:t>customer_id</w:t>
-      </w:r>
-      <w:proofErr w:type="spellEnd"/>
-      <w:r>
-        <w:t xml:space="preserve"> = 1;</w:t>
+        <w:t>WHERE customer_id = 1;</w:t>
+      </w:r>
+    </w:p>
+    <w:p>
+      <w:pPr>
+        <w:ind w:firstLine="720"/>
+      </w:pPr>
+      <w:r>
+        <w:drawing>
+          <wp:inline distT="0" distB="0" distL="0" distR="0" wp14:anchorId="4A8C0C8D" wp14:editId="79CA68E4">
+            <wp:extent cx="3558848" cy="556308"/>
+            <wp:effectExtent l="0" t="0" r="3810" b="0"/>
+            <wp:docPr id="1730412074" name="Picture 1"/>
+            <wp:cNvGraphicFramePr>
+              <a:graphicFrameLocks xmlns:a="http://schemas.openxmlformats.org/drawingml/2006/main" noChangeAspect="1"/>
+            </wp:cNvGraphicFramePr>
+            <a:graphic xmlns:a="http://schemas.openxmlformats.org/drawingml/2006/main">
+              <a:graphicData uri="http://schemas.openxmlformats.org/drawingml/2006/picture">
+                <pic:pic xmlns:pic="http://schemas.openxmlformats.org/drawingml/2006/picture">
+                  <pic:nvPicPr>
+                    <pic:cNvPr id="1730412074" name=""/>
+                    <pic:cNvPicPr/>
+                  </pic:nvPicPr>
+                  <pic:blipFill>
+                    <a:blip r:embed="rId5"/>
+                    <a:stretch>
+                      <a:fillRect/>
+                    </a:stretch>
+                  </pic:blipFill>
+                  <pic:spPr>
+                    <a:xfrm>
+                      <a:off x="0" y="0"/>
+                      <a:ext cx="3558848" cy="556308"/>
+                    </a:xfrm>
+                    <a:prstGeom prst="rect">
+                      <a:avLst/>
+                    </a:prstGeom>
+                  </pic:spPr>
+                </pic:pic>
+              </a:graphicData>
+            </a:graphic>
+          </wp:inline>
+        </w:drawing>
       </w:r>
     </w:p>
     <w:p>
@@ -797,6 +659,7 @@
           <w:b/>
           <w:bCs/>
         </w:rPr>
+        <w:lastRenderedPageBreak/>
         <w:t>Insufficient Balance</w:t>
       </w:r>
     </w:p>
@@ -815,23 +678,7 @@
         <w:ind w:firstLine="720"/>
       </w:pPr>
       <w:r>
-        <w:t xml:space="preserve">CALL </w:t>
-      </w:r>
-      <w:proofErr w:type="spellStart"/>
-      <w:r>
-        <w:t>place_</w:t>
-      </w:r>
-      <w:proofErr w:type="gramStart"/>
-      <w:r>
-        <w:t>order</w:t>
-      </w:r>
-      <w:proofErr w:type="spellEnd"/>
-      <w:r>
-        <w:t>(</w:t>
-      </w:r>
-      <w:proofErr w:type="gramEnd"/>
-      <w:r>
-        <w:t>1, 102, 4000.00);</w:t>
+        <w:t>CALL place_order(1, 102, 4000.00);</w:t>
       </w:r>
     </w:p>
     <w:p>
@@ -847,26 +694,93 @@
         <w:ind w:firstLine="720"/>
       </w:pPr>
       <w:r>
-        <w:lastRenderedPageBreak/>
-        <w:t xml:space="preserve">WHERE </w:t>
-      </w:r>
-      <w:proofErr w:type="spellStart"/>
-      <w:r>
-        <w:t>customer_id</w:t>
-      </w:r>
-      <w:proofErr w:type="spellEnd"/>
-      <w:r>
-        <w:t xml:space="preserve"> = 1;</w:t>
+        <w:t>WHERE customer_id = 1;</w:t>
       </w:r>
     </w:p>
     <w:p>
       <w:pPr>
         <w:ind w:firstLine="720"/>
       </w:pPr>
+      <w:r>
+        <w:drawing>
+          <wp:inline distT="0" distB="0" distL="0" distR="0" wp14:anchorId="4C5BF948" wp14:editId="7F772EDF">
+            <wp:extent cx="3558848" cy="556308"/>
+            <wp:effectExtent l="0" t="0" r="3810" b="0"/>
+            <wp:docPr id="46302308" name="Picture 1"/>
+            <wp:cNvGraphicFramePr>
+              <a:graphicFrameLocks xmlns:a="http://schemas.openxmlformats.org/drawingml/2006/main" noChangeAspect="1"/>
+            </wp:cNvGraphicFramePr>
+            <a:graphic xmlns:a="http://schemas.openxmlformats.org/drawingml/2006/main">
+              <a:graphicData uri="http://schemas.openxmlformats.org/drawingml/2006/picture">
+                <pic:pic xmlns:pic="http://schemas.openxmlformats.org/drawingml/2006/picture">
+                  <pic:nvPicPr>
+                    <pic:cNvPr id="1730412074" name=""/>
+                    <pic:cNvPicPr/>
+                  </pic:nvPicPr>
+                  <pic:blipFill>
+                    <a:blip r:embed="rId5"/>
+                    <a:stretch>
+                      <a:fillRect/>
+                    </a:stretch>
+                  </pic:blipFill>
+                  <pic:spPr>
+                    <a:xfrm>
+                      <a:off x="0" y="0"/>
+                      <a:ext cx="3558848" cy="556308"/>
+                    </a:xfrm>
+                    <a:prstGeom prst="rect">
+                      <a:avLst/>
+                    </a:prstGeom>
+                  </pic:spPr>
+                </pic:pic>
+              </a:graphicData>
+            </a:graphic>
+          </wp:inline>
+        </w:drawing>
+      </w:r>
     </w:p>
     <w:p>
       <w:r>
         <w:t>SELECT * FROM orders;</w:t>
+      </w:r>
+    </w:p>
+    <w:p>
+      <w:r>
+        <w:drawing>
+          <wp:inline distT="0" distB="0" distL="0" distR="0" wp14:anchorId="479DEC47" wp14:editId="6D4EDBF5">
+            <wp:extent cx="5731510" cy="3393440"/>
+            <wp:effectExtent l="0" t="0" r="2540" b="0"/>
+            <wp:docPr id="1352533149" name="Picture 1"/>
+            <wp:cNvGraphicFramePr>
+              <a:graphicFrameLocks xmlns:a="http://schemas.openxmlformats.org/drawingml/2006/main" noChangeAspect="1"/>
+            </wp:cNvGraphicFramePr>
+            <a:graphic xmlns:a="http://schemas.openxmlformats.org/drawingml/2006/main">
+              <a:graphicData uri="http://schemas.openxmlformats.org/drawingml/2006/picture">
+                <pic:pic xmlns:pic="http://schemas.openxmlformats.org/drawingml/2006/picture">
+                  <pic:nvPicPr>
+                    <pic:cNvPr id="1352533149" name=""/>
+                    <pic:cNvPicPr/>
+                  </pic:nvPicPr>
+                  <pic:blipFill>
+                    <a:blip r:embed="rId6"/>
+                    <a:stretch>
+                      <a:fillRect/>
+                    </a:stretch>
+                  </pic:blipFill>
+                  <pic:spPr>
+                    <a:xfrm>
+                      <a:off x="0" y="0"/>
+                      <a:ext cx="5731510" cy="3393440"/>
+                    </a:xfrm>
+                    <a:prstGeom prst="rect">
+                      <a:avLst/>
+                    </a:prstGeom>
+                  </pic:spPr>
+                </pic:pic>
+              </a:graphicData>
+            </a:graphic>
+          </wp:inline>
+        </w:drawing>
       </w:r>
     </w:p>
     <w:sectPr>
@@ -1603,6 +1517,7 @@
   <w:style w:type="character" w:default="1" w:styleId="DefaultParagraphFont">
     <w:name w:val="Default Paragraph Font"/>
     <w:uiPriority w:val="1"/>
+    <w:semiHidden/>
     <w:unhideWhenUsed/>
   </w:style>
   <w:style w:type="table" w:default="1" w:styleId="TableNormal">
